--- a/templates/民事案件-法人或其它组织/3-1新版民事委托代理合同.docx
+++ b/templates/民事案件-法人或其它组织/3-1新版民事委托代理合同.docx
@@ -111,7 +111,7 @@
           <w:sz w:val="24"/>
           <w:szCs w:val="24"/>
         </w:rPr>
-        <w:t>{{二委托人}}</w:t>
+        <w:t>{{_2委托人}}</w:t>
       </w:r>
     </w:p>
     <w:p>
@@ -146,7 +146,7 @@
           <w:sz w:val="24"/>
           <w:szCs w:val="24"/>
         </w:rPr>
-        <w:t>营业执照号/统一社会信用代码：{{三证件号码}}</w:t>
+        <w:t>营业执照号/统一社会信用代码：{{_3证件号码}}</w:t>
       </w:r>
     </w:p>
     <w:p>
@@ -181,7 +181,7 @@
           <w:sz w:val="24"/>
           <w:szCs w:val="24"/>
         </w:rPr>
-        <w:t>法定代表人/负责人：{{四法定代表人}}</w:t>
+        <w:t>法定代表人/负责人：{{_4法定代表人}}</w:t>
       </w:r>
     </w:p>
     <w:p>
@@ -216,7 +216,7 @@
           <w:sz w:val="24"/>
           <w:szCs w:val="24"/>
         </w:rPr>
-        <w:t>地址：{{五地址}}</w:t>
+        <w:t>地址：{{_5地址}}</w:t>
       </w:r>
     </w:p>
     <w:p>
@@ -260,7 +260,7 @@
           <w:szCs w:val="24"/>
           <w:lang w:val="en-US" w:eastAsia="zh-CN"/>
         </w:rPr>
-        <w:t>{{六电话}}</w:t>
+        <w:t>{{_6电话}}</w:t>
       </w:r>
       <w:r>
         <w:rPr>
@@ -286,7 +286,7 @@
           <w:sz w:val="24"/>
           <w:szCs w:val="24"/>
         </w:rPr>
-        <w:t>微信号：{{七微信号}}</w:t>
+        <w:t>微信号：{{_7微信号}}</w:t>
       </w:r>
       <w:r>
         <w:rPr>
@@ -303,7 +303,7 @@
           <w:sz w:val="24"/>
           <w:szCs w:val="24"/>
         </w:rPr>
-        <w:t>{{八电子邮箱}}</w:t>
+        <w:t>{{_8电子邮箱}}</w:t>
       </w:r>
     </w:p>
     <w:p>
@@ -664,7 +664,7 @@
           <w:u w:val="single"/>
           <w:lang w:val="en-US" w:eastAsia="zh-CN"/>
         </w:rPr>
-        <w:t>{{九相对方与第三人}}</w:t>
+        <w:t>{{_9相对方与第三人}}</w:t>
       </w:r>
       <w:r>
         <w:rPr>
@@ -685,7 +685,7 @@
           <w:u w:val="none"/>
           <w:lang w:val="en-US" w:eastAsia="zh-CN"/>
         </w:rPr>
-        <w:t>{{十案由}}</w:t>
+        <w:t>{{_10案由}}</w:t>
       </w:r>
       <w:r>
         <w:rPr>
@@ -860,7 +860,7 @@
           <w:u w:val="single"/>
           <w:lang w:val="en-US" w:eastAsia="zh-CN"/>
         </w:rPr>
-        <w:t>{{十一代理律师}}</w:t>
+        <w:t>{{_11代理律师}}</w:t>
       </w:r>
       <w:r>
         <w:rPr>
@@ -2201,7 +2201,7 @@
           <w:u w:val="single"/>
           <w:lang w:val="en-US" w:eastAsia="zh-CN"/>
         </w:rPr>
-        <w:t xml:space="preserve">{{十二联系人}} </w:t>
+        <w:t xml:space="preserve">{{_12联系人}} </w:t>
       </w:r>
       <w:r>
         <w:rPr>
@@ -2223,7 +2223,7 @@
           <w:u w:val="single"/>
           <w:lang w:val="en-US" w:eastAsia="zh-CN"/>
         </w:rPr>
-        <w:t xml:space="preserve">： {{六电话}} </w:t>
+        <w:t xml:space="preserve">： {{_6电话}} </w:t>
       </w:r>
       <w:r>
         <w:rPr>
@@ -2245,7 +2245,7 @@
           <w:u w:val="single"/>
           <w:lang w:val="en-US" w:eastAsia="zh-CN"/>
         </w:rPr>
-        <w:t xml:space="preserve"> {{八电子邮箱}} </w:t>
+        <w:t xml:space="preserve"> {{_8电子邮箱}} </w:t>
       </w:r>
       <w:r>
         <w:rPr>
@@ -2286,7 +2286,7 @@
           <w:u w:val="single"/>
           <w:lang w:val="en-US" w:eastAsia="zh-CN"/>
         </w:rPr>
-        <w:t xml:space="preserve"> {{七微信号}} </w:t>
+        <w:t xml:space="preserve"> {{_7微信号}} </w:t>
       </w:r>
       <w:r>
         <w:rPr>
@@ -2308,7 +2308,7 @@
           <w:u w:val="single"/>
           <w:lang w:val="en-US" w:eastAsia="zh-CN"/>
         </w:rPr>
-        <w:t xml:space="preserve"> {{五地址}} </w:t>
+        <w:t xml:space="preserve"> {{_5地址}} </w:t>
       </w:r>
       <w:r>
         <w:rPr>
@@ -3117,7 +3117,7 @@
           <w:u w:val="single"/>
           <w:lang w:val="en-US" w:eastAsia="zh-CN"/>
         </w:rPr>
-        <w:t xml:space="preserve"> {{十三法律服务费}} </w:t>
+        <w:t xml:space="preserve"> {{_13法律服务费}} </w:t>
       </w:r>
       <w:r>
         <w:rPr>
@@ -3140,7 +3140,7 @@
           <w:u w:val="single"/>
           <w:lang w:val="en-US" w:eastAsia="zh-CN"/>
         </w:rPr>
-        <w:t xml:space="preserve"> 人民币{{十三服务费大写}} </w:t>
+        <w:t xml:space="preserve"> 人民币{{_13服务费大写}} </w:t>
       </w:r>
       <w:r>
         <w:rPr>
@@ -5677,7 +5677,7 @@
                 <w:sz w:val="24"/>
                 <w:szCs w:val="24"/>
               </w:rPr>
-              <w:t>日期：{{一委托日期}}</w:t>
+              <w:t>日期：{{_1委托日期}}</w:t>
             </w:r>
           </w:p>
         </w:tc>
@@ -5820,7 +5820,7 @@
                 <w:sz w:val="24"/>
                 <w:szCs w:val="24"/>
               </w:rPr>
-              <w:t>日期：{{一委托日期}}</w:t>
+              <w:t>日期：{{_1委托日期}}</w:t>
             </w:r>
           </w:p>
         </w:tc>
@@ -6476,7 +6476,7 @@
           <w:sz w:val="24"/>
           <w:szCs w:val="24"/>
         </w:rPr>
-        <w:t>日期：{{一委托日期}}</w:t>
+        <w:t>日期：{{_1委托日期}}</w:t>
       </w:r>
     </w:p>
     <w:p>
